--- a/Kirsten/Kirsten-final/Kirsten-Abstract-Psychonom.docx
+++ b/Kirsten/Kirsten-final/Kirsten-Abstract-Psychonom.docx
@@ -42,13 +42,25 @@
     </w:p>
     <w:p>
       <w:r>
-        <w:t xml:space="preserve">We examined cognitive predictors (executive function, EF; impulsivity; delay discounting; sensation seeking, SS) of substance use in teens and young adults in a low-use sample. Alcohol use was correlated with SS in both age groups, while cannabis and nicotine use </w:t>
+        <w:t xml:space="preserve">We examined cognitive predictors (executive function, EF; impulsivity; delay discounting; sensation seeking, SS) of substance use in teens and young adults in a low-use sample. Alcohol use was correlated with SS in both age groups, while cannabis and nicotine use were linked to lower EF and higher impulsivity in adults. Shapley regressions addressing potential collinearity among variables confirmed that SS contributes strongly to alcohol use in both teens (87.9%) and adults (79.5%). In contrast, cannabis use is explained by mixed contributions from EF (37.5% in teens, 23.2% in adults), impulsivity (26.8% in teens, 55.3% in adults), and delay discounting (30.8% in teens). Nicotine use in teens was primarily tied to impulsivity (68.6%), with smaller contributions from delay discounting (14.1%) and EF (12.7%), while in adults, EF was the strongest predictor (50.8%), followed by impulsivity (25.3%) and delay discounting (23.4%). MANCOVAs controlling for use frequency showed an age-moderated alcohol–SS link (p=.022) strongest in teens (B=1.06, p &lt; .001), age-invariant cognitive differences for cannabis, and no effects for nicotine. Findings suggest dissociable correlates of specific substances habits at different points in development.  </w:t>
       </w:r>
+    </w:p>
+    <w:p>
+      <w:pPr>
+        <w:pStyle w:val="NormalWeb"/>
+        <w:rPr>
+          <w:rFonts w:eastAsiaTheme="minorHAnsi"/>
+          <w:b/>
+          <w:bCs/>
+        </w:rPr>
+      </w:pPr>
       <w:r>
-        <w:t>were</w:t>
-      </w:r>
-      <w:r>
-        <w:t xml:space="preserve"> linked to lower EF and higher impulsivity in adults. Shapley regressions addressing potential collinearity among variables confirmed that SS contributes strongly to alcohol use in both teens (87.9%) and adults (79.5%). In contrast, cannabis use is explained by mixed contributions from EF (37.5% in teens, 23.2% in adults), impulsivity (26.8% in teens, 55.3% in adults), and delay discounting (30.8% in teens). Nicotine use in teens was primarily tied to impulsivity (68.6%), with smaller contributions from delay discounting (14.1%) and EF (12.7%), while in adults, EF was the strongest predictor (50.8%), followed by impulsivity (25.3%) and delay discounting (23.4%). MANCOVAs controlling for use frequency showed an age-moderated alcohol–SS link (p=.022) strongest in teens (B=1.06, p &lt; .001), age-invariant cognitive differences for cannabis, and no effects for nicotine. Findings suggest dissociable correlates of specific substances habits at different points in development.  </w:t>
+        <w:rPr>
+          <w:rFonts w:eastAsiaTheme="minorHAnsi"/>
+          <w:b/>
+          <w:bCs/>
+        </w:rPr>
+        <w:t xml:space="preserve">More Info for Kirsten: </w:t>
       </w:r>
     </w:p>
     <w:p>
@@ -57,8 +69,104 @@
         <w:ind w:firstLine="720"/>
         <w:rPr>
           <w:rFonts w:eastAsiaTheme="minorHAnsi"/>
+          <w:b/>
+          <w:bCs/>
         </w:rPr>
       </w:pPr>
+      <w:r>
+        <w:rPr>
+          <w:rStyle w:val="Strong"/>
+          <w:rFonts w:eastAsiaTheme="majorEastAsia"/>
+        </w:rPr>
+        <w:t>Shapley value regression</w:t>
+      </w:r>
+      <w:r>
+        <w:t xml:space="preserve"> lets us determine how much each cognitive variable </w:t>
+      </w:r>
+      <w:r>
+        <w:rPr>
+          <w:rStyle w:val="Emphasis"/>
+          <w:rFonts w:eastAsiaTheme="majorEastAsia"/>
+        </w:rPr>
+        <w:t>uniquely</w:t>
+      </w:r>
+      <w:r>
+        <w:t xml:space="preserve"> contributes to predicting substance use by testing every possible combination of predictors. Unlike standard regression, it isn’t distorted by collinearity</w:t>
+      </w:r>
+      <w:r>
+        <w:t xml:space="preserve">, </w:t>
+      </w:r>
+      <w:r>
+        <w:t>when predictors overlap (e.g., EF, impulsivity, and delay discounting), Shapley fairly divides shared variance and reveals each variable’s true weight. We used it to identify substance-specific cognitive signatures even in a low-use sample where effects are subtle and predictors are interrelated.</w:t>
+      </w:r>
+    </w:p>
+    <w:p>
+      <w:pPr>
+        <w:pStyle w:val="NormalWeb"/>
+        <w:rPr>
+          <w:rFonts w:eastAsiaTheme="minorHAnsi"/>
+        </w:rPr>
+      </w:pPr>
+      <w:r>
+        <w:rPr>
+          <w:rFonts w:eastAsiaTheme="minorHAnsi"/>
+        </w:rPr>
+        <w:t xml:space="preserve">The </w:t>
+      </w:r>
+      <w:proofErr w:type="spellStart"/>
+      <w:r>
+        <w:rPr>
+          <w:rFonts w:eastAsiaTheme="minorHAnsi"/>
+        </w:rPr>
+        <w:t>Manocvas</w:t>
+      </w:r>
+      <w:proofErr w:type="spellEnd"/>
+      <w:r>
+        <w:rPr>
+          <w:rFonts w:eastAsiaTheme="minorHAnsi"/>
+        </w:rPr>
+        <w:t xml:space="preserve">: </w:t>
+      </w:r>
+    </w:p>
+    <w:p>
+      <w:pPr>
+        <w:pStyle w:val="NormalWeb"/>
+        <w:rPr>
+          <w:rFonts w:eastAsiaTheme="minorHAnsi"/>
+        </w:rPr>
+      </w:pPr>
+      <w:r>
+        <w:t>We</w:t>
+      </w:r>
+      <w:r>
+        <w:t xml:space="preserve"> converted continuous substance scores into </w:t>
+      </w:r>
+      <w:r>
+        <w:rPr>
+          <w:rStyle w:val="Strong"/>
+          <w:rFonts w:eastAsiaTheme="majorEastAsia"/>
+        </w:rPr>
+        <w:t>high vs. low use categories</w:t>
+      </w:r>
+      <w:r>
+        <w:t xml:space="preserve">, then tested whether these substance groups differed on four cognitive traits (delay discounting, executive function, impulsivity, sensation seeking). </w:t>
+      </w:r>
+      <w:r>
+        <w:t>The main question was to test</w:t>
+      </w:r>
+      <w:r>
+        <w:t xml:space="preserve"> </w:t>
+      </w:r>
+      <w:r>
+        <w:rPr>
+          <w:rStyle w:val="Strong"/>
+          <w:rFonts w:eastAsiaTheme="majorEastAsia"/>
+        </w:rPr>
+        <w:t>age moderated</w:t>
+      </w:r>
+      <w:r>
+        <w:t xml:space="preserve"> those relationships.</w:t>
+      </w:r>
     </w:p>
     <w:sectPr>
       <w:pgSz w:w="12240" w:h="15840"/>
